--- a/!Готовые работы/8.docx
+++ b/!Готовые работы/8.docx
@@ -4,165 +4,2562 @@
   <w:body>
     <w:p>
       <w:pPr>
-        <w:ind w:firstLine="0"/>
-        <w:jc w:val="center"/>
+        <w:pStyle w:val="1"/>
+        <w:ind w:left="851"/>
+        <w:rPr>
+          <w:sz w:val="28"/>
+          <w:szCs w:val="16"/>
+        </w:rPr>
+      </w:pPr>
+      <w:r>
+        <w:rPr>
+          <w:sz w:val="28"/>
+          <w:szCs w:val="16"/>
+        </w:rPr>
+        <w:t xml:space="preserve">Практическая работа. </w:t>
+      </w:r>
+      <w:r>
+        <w:rPr>
+          <w:sz w:val="28"/>
+          <w:szCs w:val="16"/>
+        </w:rPr>
+        <w:t xml:space="preserve">Раздел </w:t>
+      </w:r>
+      <w:r>
+        <w:rPr>
+          <w:sz w:val="28"/>
+          <w:szCs w:val="16"/>
+        </w:rPr>
+        <w:t>8</w:t>
+      </w:r>
+    </w:p>
+    <w:p>
+      <w:r>
         <w:rPr>
           <w:b/>
-          <w:bCs/>
+        </w:rPr>
+        <w:t>Тема</w:t>
+      </w:r>
+      <w:r>
+        <w:rPr>
+          <w:b/>
+        </w:rPr>
+        <w:t>:</w:t>
+      </w:r>
+      <w:r>
+        <w:t xml:space="preserve"> </w:t>
+      </w:r>
+      <w:r>
+        <w:t>«</w:t>
+      </w:r>
+      <w:r>
+        <w:t>Настройка параметров ИС. Разработка модулей на C# (VS2022)</w:t>
+      </w:r>
+      <w:r>
+        <w:t>»</w:t>
+      </w:r>
+    </w:p>
+    <w:p>
+      <w:r>
+        <w:rPr>
+          <w:b/>
+        </w:rPr>
+        <w:t>Цели</w:t>
+      </w:r>
+      <w:proofErr w:type="gramStart"/>
+      <w:r>
+        <w:rPr>
+          <w:b/>
+        </w:rPr>
+        <w:t>:</w:t>
+      </w:r>
+      <w:r>
+        <w:t xml:space="preserve"> </w:t>
+      </w:r>
+      <w:r>
+        <w:t>Создать</w:t>
+      </w:r>
+      <w:proofErr w:type="gramEnd"/>
+      <w:r>
+        <w:t xml:space="preserve"> проект клиентского приложения на C# в Visual Studio 2022, настроить подключение к MS SQL Server, разработать экранную форму для CRUD-операций, реализовать аутентификацию и настройку параметров ИС.</w:t>
+      </w:r>
+    </w:p>
+    <w:p>
+      <w:r>
+        <w:rPr>
+          <w:b/>
+        </w:rPr>
+        <w:t>Вариант 22</w:t>
+      </w:r>
+      <w:r>
+        <w:rPr>
+          <w:b/>
+        </w:rPr>
+        <w:t>:</w:t>
+      </w:r>
+      <w:r>
+        <w:t xml:space="preserve"> Автоцентр «Плюс»</w:t>
+      </w:r>
+    </w:p>
+    <w:p>
+      <w:pPr>
+        <w:pStyle w:val="21"/>
+        <w:ind w:left="851"/>
+      </w:pPr>
+      <w:r>
+        <w:t>8.1. Состав решения</w:t>
+      </w:r>
+    </w:p>
+    <w:tbl>
+      <w:tblPr>
+        <w:tblStyle w:val="ad"/>
+        <w:tblW w:w="10084" w:type="dxa"/>
+        <w:tblLook w:val="04A0" w:firstRow="1" w:lastRow="0" w:firstColumn="1" w:lastColumn="0" w:noHBand="0" w:noVBand="1"/>
+      </w:tblPr>
+      <w:tblGrid>
+        <w:gridCol w:w="3363"/>
+        <w:gridCol w:w="3361"/>
+        <w:gridCol w:w="3360"/>
+      </w:tblGrid>
+      <w:tr>
+        <w:trPr>
+          <w:trHeight w:val="226"/>
+        </w:trPr>
+        <w:tc>
+          <w:tcPr>
+            <w:tcW w:w="3363" w:type="dxa"/>
+          </w:tcPr>
+          <w:p>
+            <w:pPr>
+              <w:spacing w:after="20"/>
+              <w:rPr>
+                <w:sz w:val="20"/>
+                <w:szCs w:val="24"/>
+              </w:rPr>
+            </w:pPr>
+            <w:r>
+              <w:rPr>
+                <w:b/>
+                <w:sz w:val="20"/>
+                <w:szCs w:val="24"/>
+              </w:rPr>
+              <w:t>Проект</w:t>
+            </w:r>
+          </w:p>
+        </w:tc>
+        <w:tc>
+          <w:tcPr>
+            <w:tcW w:w="3361" w:type="dxa"/>
+          </w:tcPr>
+          <w:p>
+            <w:pPr>
+              <w:spacing w:after="20"/>
+              <w:rPr>
+                <w:sz w:val="20"/>
+                <w:szCs w:val="24"/>
+              </w:rPr>
+            </w:pPr>
+            <w:r>
+              <w:rPr>
+                <w:b/>
+                <w:sz w:val="20"/>
+                <w:szCs w:val="24"/>
+              </w:rPr>
+              <w:t>Тип</w:t>
+            </w:r>
+          </w:p>
+        </w:tc>
+        <w:tc>
+          <w:tcPr>
+            <w:tcW w:w="3360" w:type="dxa"/>
+          </w:tcPr>
+          <w:p>
+            <w:pPr>
+              <w:spacing w:after="20"/>
+              <w:rPr>
+                <w:sz w:val="20"/>
+                <w:szCs w:val="24"/>
+              </w:rPr>
+            </w:pPr>
+            <w:r>
+              <w:rPr>
+                <w:b/>
+                <w:sz w:val="20"/>
+                <w:szCs w:val="24"/>
+              </w:rPr>
+              <w:t>Назначение</w:t>
+            </w:r>
+          </w:p>
+        </w:tc>
+      </w:tr>
+      <w:tr>
+        <w:trPr>
+          <w:trHeight w:val="244"/>
+        </w:trPr>
+        <w:tc>
+          <w:tcPr>
+            <w:tcW w:w="3363" w:type="dxa"/>
+          </w:tcPr>
+          <w:p>
+            <w:pPr>
+              <w:spacing w:after="20"/>
+              <w:rPr>
+                <w:sz w:val="20"/>
+                <w:szCs w:val="24"/>
+              </w:rPr>
+            </w:pPr>
+            <w:proofErr w:type="spellStart"/>
+            <w:r>
+              <w:rPr>
+                <w:sz w:val="20"/>
+                <w:szCs w:val="24"/>
+              </w:rPr>
+              <w:t>AutoCenterPlus.Client</w:t>
+            </w:r>
+            <w:proofErr w:type="spellEnd"/>
+          </w:p>
+        </w:tc>
+        <w:tc>
+          <w:tcPr>
+            <w:tcW w:w="3361" w:type="dxa"/>
+          </w:tcPr>
+          <w:p>
+            <w:pPr>
+              <w:spacing w:after="20"/>
+              <w:rPr>
+                <w:sz w:val="20"/>
+                <w:szCs w:val="24"/>
+              </w:rPr>
+            </w:pPr>
+            <w:proofErr w:type="spellStart"/>
+            <w:r>
+              <w:rPr>
+                <w:sz w:val="20"/>
+                <w:szCs w:val="24"/>
+              </w:rPr>
+              <w:t>WinForms</w:t>
+            </w:r>
+            <w:proofErr w:type="spellEnd"/>
+          </w:p>
+        </w:tc>
+        <w:tc>
+          <w:tcPr>
+            <w:tcW w:w="3360" w:type="dxa"/>
+          </w:tcPr>
+          <w:p>
+            <w:pPr>
+              <w:spacing w:after="20"/>
+              <w:ind w:firstLine="0"/>
+              <w:rPr>
+                <w:sz w:val="20"/>
+                <w:szCs w:val="24"/>
+              </w:rPr>
+            </w:pPr>
+            <w:r>
+              <w:rPr>
+                <w:sz w:val="20"/>
+                <w:szCs w:val="24"/>
+              </w:rPr>
+              <w:t>Клиентское приложение ИС</w:t>
+            </w:r>
+          </w:p>
+        </w:tc>
+      </w:tr>
+      <w:tr>
+        <w:trPr>
+          <w:trHeight w:val="436"/>
+        </w:trPr>
+        <w:tc>
+          <w:tcPr>
+            <w:tcW w:w="3363" w:type="dxa"/>
+          </w:tcPr>
+          <w:p>
+            <w:pPr>
+              <w:spacing w:after="20"/>
+              <w:rPr>
+                <w:sz w:val="20"/>
+                <w:szCs w:val="24"/>
+              </w:rPr>
+            </w:pPr>
+            <w:proofErr w:type="spellStart"/>
+            <w:r>
+              <w:rPr>
+                <w:sz w:val="20"/>
+                <w:szCs w:val="24"/>
+              </w:rPr>
+              <w:t>AutoCenterPlus.Api</w:t>
+            </w:r>
+            <w:proofErr w:type="spellEnd"/>
+          </w:p>
+        </w:tc>
+        <w:tc>
+          <w:tcPr>
+            <w:tcW w:w="3361" w:type="dxa"/>
+          </w:tcPr>
+          <w:p>
+            <w:pPr>
+              <w:spacing w:after="20"/>
+              <w:rPr>
+                <w:sz w:val="20"/>
+                <w:szCs w:val="24"/>
+                <w:lang w:val="en-US"/>
+              </w:rPr>
+            </w:pPr>
+            <w:r>
+              <w:rPr>
+                <w:sz w:val="20"/>
+                <w:szCs w:val="24"/>
+                <w:lang w:val="en-US"/>
+              </w:rPr>
+              <w:t>ASP.NET Core Web API</w:t>
+            </w:r>
+          </w:p>
+        </w:tc>
+        <w:tc>
+          <w:tcPr>
+            <w:tcW w:w="3360" w:type="dxa"/>
+          </w:tcPr>
+          <w:p>
+            <w:pPr>
+              <w:spacing w:after="20"/>
+              <w:ind w:firstLine="0"/>
+              <w:rPr>
+                <w:sz w:val="20"/>
+                <w:szCs w:val="24"/>
+              </w:rPr>
+            </w:pPr>
+            <w:r>
+              <w:rPr>
+                <w:sz w:val="20"/>
+                <w:szCs w:val="24"/>
+              </w:rPr>
+              <w:t>REST-сервис для доступа к данным</w:t>
+            </w:r>
+          </w:p>
+        </w:tc>
+      </w:tr>
+    </w:tbl>
+    <w:p>
+      <w:pPr>
+        <w:spacing w:after="0"/>
+      </w:pPr>
+    </w:p>
+    <w:p>
+      <w:pPr>
+        <w:pStyle w:val="21"/>
+        <w:ind w:left="851"/>
+      </w:pPr>
+      <w:r>
+        <w:t>8.2. Архитектура клиентского приложения</w:t>
+      </w:r>
+    </w:p>
+    <w:tbl>
+      <w:tblPr>
+        <w:tblStyle w:val="ad"/>
+        <w:tblW w:w="10054" w:type="dxa"/>
+        <w:tblLook w:val="04A0" w:firstRow="1" w:lastRow="0" w:firstColumn="1" w:lastColumn="0" w:noHBand="0" w:noVBand="1"/>
+      </w:tblPr>
+      <w:tblGrid>
+        <w:gridCol w:w="3351"/>
+        <w:gridCol w:w="3352"/>
+        <w:gridCol w:w="3351"/>
+      </w:tblGrid>
+      <w:tr>
+        <w:trPr>
+          <w:trHeight w:val="209"/>
+        </w:trPr>
+        <w:tc>
+          <w:tcPr>
+            <w:tcW w:w="3351" w:type="dxa"/>
+          </w:tcPr>
+          <w:p>
+            <w:pPr>
+              <w:spacing w:after="20"/>
+              <w:rPr>
+                <w:sz w:val="20"/>
+                <w:szCs w:val="24"/>
+              </w:rPr>
+            </w:pPr>
+            <w:r>
+              <w:rPr>
+                <w:b/>
+                <w:sz w:val="20"/>
+                <w:szCs w:val="24"/>
+              </w:rPr>
+              <w:t>Слой</w:t>
+            </w:r>
+          </w:p>
+        </w:tc>
+        <w:tc>
+          <w:tcPr>
+            <w:tcW w:w="3352" w:type="dxa"/>
+          </w:tcPr>
+          <w:p>
+            <w:pPr>
+              <w:spacing w:after="20"/>
+              <w:rPr>
+                <w:sz w:val="20"/>
+                <w:szCs w:val="24"/>
+              </w:rPr>
+            </w:pPr>
+            <w:r>
+              <w:rPr>
+                <w:b/>
+                <w:sz w:val="20"/>
+                <w:szCs w:val="24"/>
+              </w:rPr>
+              <w:t>Классы</w:t>
+            </w:r>
+          </w:p>
+        </w:tc>
+        <w:tc>
+          <w:tcPr>
+            <w:tcW w:w="3351" w:type="dxa"/>
+          </w:tcPr>
+          <w:p>
+            <w:pPr>
+              <w:spacing w:after="20"/>
+              <w:rPr>
+                <w:sz w:val="20"/>
+                <w:szCs w:val="24"/>
+              </w:rPr>
+            </w:pPr>
+            <w:r>
+              <w:rPr>
+                <w:b/>
+                <w:sz w:val="20"/>
+                <w:szCs w:val="24"/>
+              </w:rPr>
+              <w:t>Ответственность</w:t>
+            </w:r>
+          </w:p>
+        </w:tc>
+      </w:tr>
+      <w:tr>
+        <w:trPr>
+          <w:trHeight w:val="418"/>
+        </w:trPr>
+        <w:tc>
+          <w:tcPr>
+            <w:tcW w:w="3351" w:type="dxa"/>
+          </w:tcPr>
+          <w:p>
+            <w:pPr>
+              <w:spacing w:after="20"/>
+              <w:rPr>
+                <w:sz w:val="20"/>
+                <w:szCs w:val="24"/>
+              </w:rPr>
+            </w:pPr>
+            <w:r>
+              <w:rPr>
+                <w:sz w:val="20"/>
+                <w:szCs w:val="24"/>
+              </w:rPr>
+              <w:t>Data</w:t>
+            </w:r>
+          </w:p>
+        </w:tc>
+        <w:tc>
+          <w:tcPr>
+            <w:tcW w:w="3352" w:type="dxa"/>
+          </w:tcPr>
+          <w:p>
+            <w:pPr>
+              <w:spacing w:after="20"/>
+              <w:ind w:firstLine="0"/>
+              <w:rPr>
+                <w:sz w:val="20"/>
+                <w:szCs w:val="24"/>
+              </w:rPr>
+            </w:pPr>
+            <w:proofErr w:type="spellStart"/>
+            <w:r>
+              <w:rPr>
+                <w:sz w:val="20"/>
+                <w:szCs w:val="24"/>
+              </w:rPr>
+              <w:t>DbConnection</w:t>
+            </w:r>
+            <w:proofErr w:type="spellEnd"/>
+          </w:p>
+        </w:tc>
+        <w:tc>
+          <w:tcPr>
+            <w:tcW w:w="3351" w:type="dxa"/>
+          </w:tcPr>
+          <w:p>
+            <w:pPr>
+              <w:spacing w:after="20"/>
+              <w:ind w:firstLine="0"/>
+              <w:rPr>
+                <w:sz w:val="20"/>
+                <w:szCs w:val="24"/>
+              </w:rPr>
+            </w:pPr>
+            <w:r>
+              <w:rPr>
+                <w:sz w:val="20"/>
+                <w:szCs w:val="24"/>
+              </w:rPr>
+              <w:t xml:space="preserve">Фабрика </w:t>
+            </w:r>
+            <w:proofErr w:type="spellStart"/>
+            <w:r>
+              <w:rPr>
+                <w:sz w:val="20"/>
+                <w:szCs w:val="24"/>
+              </w:rPr>
+              <w:t>SqlConnection</w:t>
+            </w:r>
+            <w:proofErr w:type="spellEnd"/>
+            <w:r>
+              <w:rPr>
+                <w:sz w:val="20"/>
+                <w:szCs w:val="24"/>
+              </w:rPr>
+              <w:t>, проверка доступности БД</w:t>
+            </w:r>
+          </w:p>
+        </w:tc>
+      </w:tr>
+      <w:tr>
+        <w:trPr>
+          <w:trHeight w:val="402"/>
+        </w:trPr>
+        <w:tc>
+          <w:tcPr>
+            <w:tcW w:w="3351" w:type="dxa"/>
+          </w:tcPr>
+          <w:p>
+            <w:pPr>
+              <w:spacing w:after="20"/>
+              <w:rPr>
+                <w:sz w:val="20"/>
+                <w:szCs w:val="24"/>
+              </w:rPr>
+            </w:pPr>
+            <w:r>
+              <w:rPr>
+                <w:sz w:val="20"/>
+                <w:szCs w:val="24"/>
+              </w:rPr>
+              <w:t>Services</w:t>
+            </w:r>
+          </w:p>
+        </w:tc>
+        <w:tc>
+          <w:tcPr>
+            <w:tcW w:w="3352" w:type="dxa"/>
+          </w:tcPr>
+          <w:p>
+            <w:pPr>
+              <w:spacing w:after="20"/>
+              <w:ind w:firstLine="0"/>
+              <w:rPr>
+                <w:sz w:val="20"/>
+                <w:szCs w:val="24"/>
+              </w:rPr>
+            </w:pPr>
+            <w:proofErr w:type="spellStart"/>
+            <w:r>
+              <w:rPr>
+                <w:sz w:val="20"/>
+                <w:szCs w:val="24"/>
+              </w:rPr>
+              <w:t>AuthService</w:t>
+            </w:r>
+            <w:proofErr w:type="spellEnd"/>
+          </w:p>
+        </w:tc>
+        <w:tc>
+          <w:tcPr>
+            <w:tcW w:w="3351" w:type="dxa"/>
+          </w:tcPr>
+          <w:p>
+            <w:pPr>
+              <w:spacing w:after="20"/>
+              <w:ind w:firstLine="0"/>
+              <w:rPr>
+                <w:sz w:val="20"/>
+                <w:szCs w:val="24"/>
+              </w:rPr>
+            </w:pPr>
+            <w:r>
+              <w:rPr>
+                <w:sz w:val="20"/>
+                <w:szCs w:val="24"/>
+              </w:rPr>
+              <w:t>Аутентификация, хеширование SHA-256 + соль</w:t>
+            </w:r>
+          </w:p>
+        </w:tc>
+      </w:tr>
+      <w:tr>
+        <w:trPr>
+          <w:trHeight w:val="418"/>
+        </w:trPr>
+        <w:tc>
+          <w:tcPr>
+            <w:tcW w:w="3351" w:type="dxa"/>
+          </w:tcPr>
+          <w:p>
+            <w:pPr>
+              <w:spacing w:after="20"/>
+              <w:rPr>
+                <w:sz w:val="20"/>
+                <w:szCs w:val="24"/>
+              </w:rPr>
+            </w:pPr>
+            <w:proofErr w:type="spellStart"/>
+            <w:r>
+              <w:rPr>
+                <w:sz w:val="20"/>
+                <w:szCs w:val="24"/>
+              </w:rPr>
+              <w:t>Forms</w:t>
+            </w:r>
+            <w:proofErr w:type="spellEnd"/>
+          </w:p>
+        </w:tc>
+        <w:tc>
+          <w:tcPr>
+            <w:tcW w:w="3352" w:type="dxa"/>
+          </w:tcPr>
+          <w:p>
+            <w:pPr>
+              <w:spacing w:after="20"/>
+              <w:ind w:firstLine="0"/>
+              <w:rPr>
+                <w:sz w:val="20"/>
+                <w:szCs w:val="24"/>
+                <w:lang w:val="en-US"/>
+              </w:rPr>
+            </w:pPr>
+            <w:proofErr w:type="spellStart"/>
+            <w:r>
+              <w:rPr>
+                <w:sz w:val="20"/>
+                <w:szCs w:val="24"/>
+                <w:lang w:val="en-US"/>
+              </w:rPr>
+              <w:t>LoginForm</w:t>
+            </w:r>
+            <w:proofErr w:type="spellEnd"/>
+            <w:r>
+              <w:rPr>
+                <w:sz w:val="20"/>
+                <w:szCs w:val="24"/>
+                <w:lang w:val="en-US"/>
+              </w:rPr>
+              <w:t xml:space="preserve">, </w:t>
+            </w:r>
+            <w:proofErr w:type="spellStart"/>
+            <w:r>
+              <w:rPr>
+                <w:sz w:val="20"/>
+                <w:szCs w:val="24"/>
+                <w:lang w:val="en-US"/>
+              </w:rPr>
+              <w:t>MainForm</w:t>
+            </w:r>
+            <w:proofErr w:type="spellEnd"/>
+            <w:r>
+              <w:rPr>
+                <w:sz w:val="20"/>
+                <w:szCs w:val="24"/>
+                <w:lang w:val="en-US"/>
+              </w:rPr>
+              <w:t xml:space="preserve">, </w:t>
+            </w:r>
+            <w:proofErr w:type="spellStart"/>
+            <w:r>
+              <w:rPr>
+                <w:sz w:val="20"/>
+                <w:szCs w:val="24"/>
+                <w:lang w:val="en-US"/>
+              </w:rPr>
+              <w:t>CustomerForm</w:t>
+            </w:r>
+            <w:proofErr w:type="spellEnd"/>
+            <w:r>
+              <w:rPr>
+                <w:sz w:val="20"/>
+                <w:szCs w:val="24"/>
+                <w:lang w:val="en-US"/>
+              </w:rPr>
+              <w:t xml:space="preserve">, </w:t>
+            </w:r>
+            <w:proofErr w:type="spellStart"/>
+            <w:r>
+              <w:rPr>
+                <w:sz w:val="20"/>
+                <w:szCs w:val="24"/>
+                <w:lang w:val="en-US"/>
+              </w:rPr>
+              <w:t>OrderForm</w:t>
+            </w:r>
+            <w:proofErr w:type="spellEnd"/>
+            <w:r>
+              <w:rPr>
+                <w:sz w:val="20"/>
+                <w:szCs w:val="24"/>
+                <w:lang w:val="en-US"/>
+              </w:rPr>
+              <w:t xml:space="preserve">, </w:t>
+            </w:r>
+            <w:proofErr w:type="spellStart"/>
+            <w:r>
+              <w:rPr>
+                <w:sz w:val="20"/>
+                <w:szCs w:val="24"/>
+                <w:lang w:val="en-US"/>
+              </w:rPr>
+              <w:t>ClientOrderReportForm</w:t>
+            </w:r>
+            <w:proofErr w:type="spellEnd"/>
+          </w:p>
+        </w:tc>
+        <w:tc>
+          <w:tcPr>
+            <w:tcW w:w="3351" w:type="dxa"/>
+          </w:tcPr>
+          <w:p>
+            <w:pPr>
+              <w:spacing w:after="20"/>
+              <w:ind w:firstLine="0"/>
+              <w:rPr>
+                <w:sz w:val="20"/>
+                <w:szCs w:val="24"/>
+              </w:rPr>
+            </w:pPr>
+            <w:r>
+              <w:rPr>
+                <w:sz w:val="20"/>
+                <w:szCs w:val="24"/>
+              </w:rPr>
+              <w:t>Интерфейс пользователя</w:t>
+            </w:r>
+          </w:p>
+        </w:tc>
+      </w:tr>
+      <w:tr>
+        <w:trPr>
+          <w:trHeight w:val="209"/>
+        </w:trPr>
+        <w:tc>
+          <w:tcPr>
+            <w:tcW w:w="3351" w:type="dxa"/>
+          </w:tcPr>
+          <w:p>
+            <w:pPr>
+              <w:spacing w:after="20"/>
+              <w:rPr>
+                <w:sz w:val="20"/>
+                <w:szCs w:val="24"/>
+              </w:rPr>
+            </w:pPr>
+            <w:proofErr w:type="spellStart"/>
+            <w:r>
+              <w:rPr>
+                <w:sz w:val="20"/>
+                <w:szCs w:val="24"/>
+              </w:rPr>
+              <w:t>Utils</w:t>
+            </w:r>
+            <w:proofErr w:type="spellEnd"/>
+          </w:p>
+        </w:tc>
+        <w:tc>
+          <w:tcPr>
+            <w:tcW w:w="3352" w:type="dxa"/>
+          </w:tcPr>
+          <w:p>
+            <w:pPr>
+              <w:spacing w:after="20"/>
+              <w:ind w:firstLine="0"/>
+              <w:rPr>
+                <w:sz w:val="20"/>
+                <w:szCs w:val="24"/>
+              </w:rPr>
+            </w:pPr>
+            <w:proofErr w:type="spellStart"/>
+            <w:r>
+              <w:rPr>
+                <w:sz w:val="20"/>
+                <w:szCs w:val="24"/>
+              </w:rPr>
+              <w:t>ConfigManager</w:t>
+            </w:r>
+            <w:proofErr w:type="spellEnd"/>
+            <w:r>
+              <w:rPr>
+                <w:sz w:val="20"/>
+                <w:szCs w:val="24"/>
+              </w:rPr>
+              <w:t xml:space="preserve">, </w:t>
+            </w:r>
+            <w:proofErr w:type="spellStart"/>
+            <w:r>
+              <w:rPr>
+                <w:sz w:val="20"/>
+                <w:szCs w:val="24"/>
+              </w:rPr>
+              <w:t>Logger</w:t>
+            </w:r>
+            <w:proofErr w:type="spellEnd"/>
+          </w:p>
+        </w:tc>
+        <w:tc>
+          <w:tcPr>
+            <w:tcW w:w="3351" w:type="dxa"/>
+          </w:tcPr>
+          <w:p>
+            <w:pPr>
+              <w:spacing w:after="20"/>
+              <w:ind w:firstLine="0"/>
+              <w:rPr>
+                <w:sz w:val="20"/>
+                <w:szCs w:val="24"/>
+              </w:rPr>
+            </w:pPr>
+            <w:r>
+              <w:rPr>
+                <w:sz w:val="20"/>
+                <w:szCs w:val="24"/>
+              </w:rPr>
+              <w:t>Параметры ИС, логирование</w:t>
+            </w:r>
+          </w:p>
+        </w:tc>
+      </w:tr>
+      <w:tr>
+        <w:trPr>
+          <w:trHeight w:val="209"/>
+        </w:trPr>
+        <w:tc>
+          <w:tcPr>
+            <w:tcW w:w="3351" w:type="dxa"/>
+          </w:tcPr>
+          <w:p>
+            <w:pPr>
+              <w:spacing w:after="20"/>
+              <w:rPr>
+                <w:sz w:val="20"/>
+                <w:szCs w:val="24"/>
+              </w:rPr>
+            </w:pPr>
+            <w:proofErr w:type="spellStart"/>
+            <w:r>
+              <w:rPr>
+                <w:sz w:val="20"/>
+                <w:szCs w:val="24"/>
+              </w:rPr>
+              <w:t>Models</w:t>
+            </w:r>
+            <w:proofErr w:type="spellEnd"/>
+          </w:p>
+        </w:tc>
+        <w:tc>
+          <w:tcPr>
+            <w:tcW w:w="3352" w:type="dxa"/>
+          </w:tcPr>
+          <w:p>
+            <w:pPr>
+              <w:spacing w:after="20"/>
+              <w:ind w:firstLine="0"/>
+              <w:rPr>
+                <w:sz w:val="20"/>
+                <w:szCs w:val="24"/>
+              </w:rPr>
+            </w:pPr>
+            <w:proofErr w:type="spellStart"/>
+            <w:r>
+              <w:rPr>
+                <w:sz w:val="20"/>
+                <w:szCs w:val="24"/>
+              </w:rPr>
+              <w:t>Entities</w:t>
+            </w:r>
+            <w:proofErr w:type="spellEnd"/>
+          </w:p>
+        </w:tc>
+        <w:tc>
+          <w:tcPr>
+            <w:tcW w:w="3351" w:type="dxa"/>
+          </w:tcPr>
+          <w:p>
+            <w:pPr>
+              <w:spacing w:after="20"/>
+              <w:ind w:firstLine="0"/>
+              <w:rPr>
+                <w:sz w:val="20"/>
+                <w:szCs w:val="24"/>
+              </w:rPr>
+            </w:pPr>
+            <w:r>
+              <w:rPr>
+                <w:sz w:val="20"/>
+                <w:szCs w:val="24"/>
+              </w:rPr>
+              <w:t>POCO-сущности</w:t>
+            </w:r>
+          </w:p>
+        </w:tc>
+      </w:tr>
+    </w:tbl>
+    <w:p>
+      <w:pPr>
+        <w:spacing w:after="0"/>
+      </w:pPr>
+    </w:p>
+    <w:p>
+      <w:r>
+        <w:t xml:space="preserve">Точка входа: </w:t>
+      </w:r>
+      <w:proofErr w:type="spellStart"/>
+      <w:r>
+        <w:rPr>
+          <w:rFonts w:ascii="Consolas" w:hAnsi="Consolas"/>
+          <w:sz w:val="18"/>
+        </w:rPr>
+        <w:t>Program.Main</w:t>
+      </w:r>
+      <w:proofErr w:type="spellEnd"/>
+      <w:r>
+        <w:t xml:space="preserve"> → загрузка </w:t>
+      </w:r>
+      <w:proofErr w:type="spellStart"/>
+      <w:r>
+        <w:t>ConfigManager</w:t>
+      </w:r>
+      <w:proofErr w:type="spellEnd"/>
+      <w:r>
+        <w:t xml:space="preserve"> → проверка БД (</w:t>
+      </w:r>
+      <w:proofErr w:type="spellStart"/>
+      <w:r>
+        <w:t>TestConnection</w:t>
+      </w:r>
+      <w:proofErr w:type="spellEnd"/>
+      <w:r>
+        <w:t xml:space="preserve">) → </w:t>
+      </w:r>
+      <w:proofErr w:type="spellStart"/>
+      <w:r>
+        <w:t>LoginForm</w:t>
+      </w:r>
+      <w:proofErr w:type="spellEnd"/>
+      <w:r>
+        <w:t xml:space="preserve"> → </w:t>
+      </w:r>
+      <w:proofErr w:type="spellStart"/>
+      <w:r>
+        <w:t>MainForm</w:t>
+      </w:r>
+      <w:proofErr w:type="spellEnd"/>
+      <w:r>
+        <w:t xml:space="preserve"> с учётом роли (RBAC).</w:t>
+      </w:r>
+    </w:p>
+    <w:p>
+      <w:pPr>
+        <w:pStyle w:val="21"/>
+        <w:ind w:left="851"/>
+      </w:pPr>
+      <w:r>
+        <w:t>8.3. Параметры ИС (</w:t>
+      </w:r>
+      <w:proofErr w:type="spellStart"/>
+      <w:proofErr w:type="gramStart"/>
+      <w:r>
+        <w:t>appsettings.json</w:t>
+      </w:r>
+      <w:proofErr w:type="spellEnd"/>
+      <w:proofErr w:type="gramEnd"/>
+      <w:r>
+        <w:t>)</w:t>
+      </w:r>
+    </w:p>
+    <w:p>
+      <w:r>
+        <w:t>Настраиваемые параметры (Задание: настройка параметров ИС):</w:t>
+      </w:r>
+    </w:p>
+    <w:tbl>
+      <w:tblPr>
+        <w:tblStyle w:val="ad"/>
+        <w:tblW w:w="10024" w:type="dxa"/>
+        <w:tblLook w:val="04A0" w:firstRow="1" w:lastRow="0" w:firstColumn="1" w:lastColumn="0" w:noHBand="0" w:noVBand="1"/>
+      </w:tblPr>
+      <w:tblGrid>
+        <w:gridCol w:w="3343"/>
+        <w:gridCol w:w="3340"/>
+        <w:gridCol w:w="3341"/>
+      </w:tblGrid>
+      <w:tr>
+        <w:trPr>
+          <w:trHeight w:val="204"/>
+        </w:trPr>
+        <w:tc>
+          <w:tcPr>
+            <w:tcW w:w="3343" w:type="dxa"/>
+          </w:tcPr>
+          <w:p>
+            <w:pPr>
+              <w:spacing w:after="20"/>
+              <w:rPr>
+                <w:sz w:val="20"/>
+                <w:szCs w:val="24"/>
+              </w:rPr>
+            </w:pPr>
+            <w:r>
+              <w:rPr>
+                <w:b/>
+                <w:sz w:val="20"/>
+                <w:szCs w:val="24"/>
+              </w:rPr>
+              <w:t>Параметр</w:t>
+            </w:r>
+          </w:p>
+        </w:tc>
+        <w:tc>
+          <w:tcPr>
+            <w:tcW w:w="3340" w:type="dxa"/>
+          </w:tcPr>
+          <w:p>
+            <w:pPr>
+              <w:spacing w:after="20"/>
+              <w:rPr>
+                <w:sz w:val="20"/>
+                <w:szCs w:val="24"/>
+              </w:rPr>
+            </w:pPr>
+            <w:r>
+              <w:rPr>
+                <w:b/>
+                <w:sz w:val="20"/>
+                <w:szCs w:val="24"/>
+              </w:rPr>
+              <w:t>Описание</w:t>
+            </w:r>
+          </w:p>
+        </w:tc>
+        <w:tc>
+          <w:tcPr>
+            <w:tcW w:w="3341" w:type="dxa"/>
+          </w:tcPr>
+          <w:p>
+            <w:pPr>
+              <w:spacing w:after="20"/>
+              <w:rPr>
+                <w:sz w:val="20"/>
+                <w:szCs w:val="24"/>
+              </w:rPr>
+            </w:pPr>
+            <w:r>
+              <w:rPr>
+                <w:b/>
+                <w:sz w:val="20"/>
+                <w:szCs w:val="24"/>
+              </w:rPr>
+              <w:t>Значение по умолчанию</w:t>
+            </w:r>
+          </w:p>
+        </w:tc>
+      </w:tr>
+      <w:tr>
+        <w:trPr>
+          <w:trHeight w:val="598"/>
+        </w:trPr>
+        <w:tc>
+          <w:tcPr>
+            <w:tcW w:w="3343" w:type="dxa"/>
+          </w:tcPr>
+          <w:p>
+            <w:pPr>
+              <w:spacing w:after="20"/>
+              <w:rPr>
+                <w:sz w:val="20"/>
+                <w:szCs w:val="24"/>
+              </w:rPr>
+            </w:pPr>
+            <w:proofErr w:type="spellStart"/>
+            <w:proofErr w:type="gramStart"/>
+            <w:r>
+              <w:rPr>
+                <w:sz w:val="20"/>
+                <w:szCs w:val="24"/>
+              </w:rPr>
+              <w:t>ConnectionStrings:Default</w:t>
+            </w:r>
+            <w:proofErr w:type="spellEnd"/>
+            <w:proofErr w:type="gramEnd"/>
+          </w:p>
+        </w:tc>
+        <w:tc>
+          <w:tcPr>
+            <w:tcW w:w="3340" w:type="dxa"/>
+          </w:tcPr>
+          <w:p>
+            <w:pPr>
+              <w:spacing w:after="20"/>
+              <w:ind w:firstLine="0"/>
+              <w:rPr>
+                <w:sz w:val="20"/>
+                <w:szCs w:val="24"/>
+              </w:rPr>
+            </w:pPr>
+            <w:r>
+              <w:rPr>
+                <w:sz w:val="20"/>
+                <w:szCs w:val="24"/>
+              </w:rPr>
+              <w:t xml:space="preserve">Строка подключения к </w:t>
+            </w:r>
+            <w:proofErr w:type="spellStart"/>
+            <w:r>
+              <w:rPr>
+                <w:sz w:val="20"/>
+                <w:szCs w:val="24"/>
+              </w:rPr>
+              <w:t>AutoCenterPlusDB</w:t>
+            </w:r>
+            <w:proofErr w:type="spellEnd"/>
+          </w:p>
+        </w:tc>
+        <w:tc>
+          <w:tcPr>
+            <w:tcW w:w="3341" w:type="dxa"/>
+          </w:tcPr>
+          <w:p>
+            <w:pPr>
+              <w:spacing w:after="20"/>
+              <w:ind w:firstLine="0"/>
+              <w:rPr>
+                <w:sz w:val="20"/>
+                <w:szCs w:val="24"/>
+                <w:lang w:val="en-US"/>
+              </w:rPr>
+            </w:pPr>
+            <w:r>
+              <w:rPr>
+                <w:sz w:val="20"/>
+                <w:szCs w:val="24"/>
+                <w:lang w:val="en-US"/>
+              </w:rPr>
+              <w:t>Server=(</w:t>
+            </w:r>
+            <w:proofErr w:type="spellStart"/>
+            <w:r>
+              <w:rPr>
+                <w:sz w:val="20"/>
+                <w:szCs w:val="24"/>
+                <w:lang w:val="en-US"/>
+              </w:rPr>
+              <w:t>localdb</w:t>
+            </w:r>
+            <w:proofErr w:type="spellEnd"/>
+            <w:r>
+              <w:rPr>
+                <w:sz w:val="20"/>
+                <w:szCs w:val="24"/>
+                <w:lang w:val="en-US"/>
+              </w:rPr>
+              <w:t>)\</w:t>
+            </w:r>
+            <w:proofErr w:type="spellStart"/>
+            <w:r>
+              <w:rPr>
+                <w:sz w:val="20"/>
+                <w:szCs w:val="24"/>
+                <w:lang w:val="en-US"/>
+              </w:rPr>
+              <w:t>mssqllocaldb</w:t>
+            </w:r>
+            <w:proofErr w:type="spellEnd"/>
+            <w:r>
+              <w:rPr>
+                <w:sz w:val="20"/>
+                <w:szCs w:val="24"/>
+                <w:lang w:val="en-US"/>
+              </w:rPr>
+              <w:t>; Database=</w:t>
+            </w:r>
+            <w:proofErr w:type="spellStart"/>
+            <w:r>
+              <w:rPr>
+                <w:sz w:val="20"/>
+                <w:szCs w:val="24"/>
+                <w:lang w:val="en-US"/>
+              </w:rPr>
+              <w:t>AutoCenterPlusDB</w:t>
+            </w:r>
+            <w:proofErr w:type="spellEnd"/>
+            <w:r>
+              <w:rPr>
+                <w:sz w:val="20"/>
+                <w:szCs w:val="24"/>
+                <w:lang w:val="en-US"/>
+              </w:rPr>
+              <w:t xml:space="preserve">; </w:t>
+            </w:r>
+            <w:proofErr w:type="spellStart"/>
+            <w:r>
+              <w:rPr>
+                <w:sz w:val="20"/>
+                <w:szCs w:val="24"/>
+                <w:lang w:val="en-US"/>
+              </w:rPr>
+              <w:t>Trusted_Connection</w:t>
+            </w:r>
+            <w:proofErr w:type="spellEnd"/>
+            <w:r>
+              <w:rPr>
+                <w:sz w:val="20"/>
+                <w:szCs w:val="24"/>
+                <w:lang w:val="en-US"/>
+              </w:rPr>
+              <w:t>=True</w:t>
+            </w:r>
+          </w:p>
+        </w:tc>
+      </w:tr>
+      <w:tr>
+        <w:trPr>
+          <w:trHeight w:val="409"/>
+        </w:trPr>
+        <w:tc>
+          <w:tcPr>
+            <w:tcW w:w="3343" w:type="dxa"/>
+          </w:tcPr>
+          <w:p>
+            <w:pPr>
+              <w:spacing w:after="20"/>
+              <w:rPr>
+                <w:sz w:val="20"/>
+                <w:szCs w:val="24"/>
+              </w:rPr>
+            </w:pPr>
+            <w:proofErr w:type="spellStart"/>
+            <w:proofErr w:type="gramStart"/>
+            <w:r>
+              <w:rPr>
+                <w:sz w:val="20"/>
+                <w:szCs w:val="24"/>
+              </w:rPr>
+              <w:t>Logging:Level</w:t>
+            </w:r>
+            <w:proofErr w:type="spellEnd"/>
+            <w:proofErr w:type="gramEnd"/>
+          </w:p>
+        </w:tc>
+        <w:tc>
+          <w:tcPr>
+            <w:tcW w:w="3340" w:type="dxa"/>
+          </w:tcPr>
+          <w:p>
+            <w:pPr>
+              <w:spacing w:after="20"/>
+              <w:ind w:firstLine="0"/>
+              <w:rPr>
+                <w:sz w:val="20"/>
+                <w:szCs w:val="24"/>
+                <w:lang w:val="en-US"/>
+              </w:rPr>
+            </w:pPr>
+            <w:r>
+              <w:rPr>
+                <w:sz w:val="20"/>
+                <w:szCs w:val="24"/>
+              </w:rPr>
+              <w:t>Уровень</w:t>
+            </w:r>
+            <w:r>
+              <w:rPr>
+                <w:sz w:val="20"/>
+                <w:szCs w:val="24"/>
+                <w:lang w:val="en-US"/>
+              </w:rPr>
+              <w:t xml:space="preserve"> </w:t>
+            </w:r>
+            <w:r>
+              <w:rPr>
+                <w:sz w:val="20"/>
+                <w:szCs w:val="24"/>
+              </w:rPr>
+              <w:t>логирования</w:t>
+            </w:r>
+            <w:r>
+              <w:rPr>
+                <w:sz w:val="20"/>
+                <w:szCs w:val="24"/>
+                <w:lang w:val="en-US"/>
+              </w:rPr>
+              <w:t xml:space="preserve"> (Debug/Info/Warning/Error)</w:t>
+            </w:r>
+          </w:p>
+        </w:tc>
+        <w:tc>
+          <w:tcPr>
+            <w:tcW w:w="3341" w:type="dxa"/>
+          </w:tcPr>
+          <w:p>
+            <w:pPr>
+              <w:spacing w:after="20"/>
+              <w:ind w:firstLine="0"/>
+              <w:rPr>
+                <w:sz w:val="20"/>
+                <w:szCs w:val="24"/>
+              </w:rPr>
+            </w:pPr>
+            <w:r>
+              <w:rPr>
+                <w:sz w:val="20"/>
+                <w:szCs w:val="24"/>
+              </w:rPr>
+              <w:t>Info</w:t>
+            </w:r>
+          </w:p>
+        </w:tc>
+      </w:tr>
+      <w:tr>
+        <w:trPr>
+          <w:trHeight w:val="204"/>
+        </w:trPr>
+        <w:tc>
+          <w:tcPr>
+            <w:tcW w:w="3343" w:type="dxa"/>
+          </w:tcPr>
+          <w:p>
+            <w:pPr>
+              <w:spacing w:after="20"/>
+              <w:rPr>
+                <w:sz w:val="20"/>
+                <w:szCs w:val="24"/>
+              </w:rPr>
+            </w:pPr>
+            <w:proofErr w:type="spellStart"/>
+            <w:proofErr w:type="gramStart"/>
+            <w:r>
+              <w:rPr>
+                <w:sz w:val="20"/>
+                <w:szCs w:val="24"/>
+              </w:rPr>
+              <w:t>Logging:Path</w:t>
+            </w:r>
+            <w:proofErr w:type="spellEnd"/>
+            <w:proofErr w:type="gramEnd"/>
+          </w:p>
+        </w:tc>
+        <w:tc>
+          <w:tcPr>
+            <w:tcW w:w="3340" w:type="dxa"/>
+          </w:tcPr>
+          <w:p>
+            <w:pPr>
+              <w:spacing w:after="20"/>
+              <w:ind w:firstLine="0"/>
+              <w:rPr>
+                <w:sz w:val="20"/>
+                <w:szCs w:val="24"/>
+              </w:rPr>
+            </w:pPr>
+            <w:r>
+              <w:rPr>
+                <w:sz w:val="20"/>
+                <w:szCs w:val="24"/>
+              </w:rPr>
+              <w:t>Файл журнала</w:t>
+            </w:r>
+          </w:p>
+        </w:tc>
+        <w:tc>
+          <w:tcPr>
+            <w:tcW w:w="3341" w:type="dxa"/>
+          </w:tcPr>
+          <w:p>
+            <w:pPr>
+              <w:spacing w:after="20"/>
+              <w:ind w:firstLine="0"/>
+              <w:rPr>
+                <w:sz w:val="20"/>
+                <w:szCs w:val="24"/>
+              </w:rPr>
+            </w:pPr>
+            <w:proofErr w:type="spellStart"/>
+            <w:r>
+              <w:rPr>
+                <w:sz w:val="20"/>
+                <w:szCs w:val="24"/>
+              </w:rPr>
+              <w:t>logs</w:t>
+            </w:r>
+            <w:proofErr w:type="spellEnd"/>
+            <w:r>
+              <w:rPr>
+                <w:sz w:val="20"/>
+                <w:szCs w:val="24"/>
+              </w:rPr>
+              <w:t>/app.log</w:t>
+            </w:r>
+          </w:p>
+        </w:tc>
+      </w:tr>
+      <w:tr>
+        <w:trPr>
+          <w:trHeight w:val="204"/>
+        </w:trPr>
+        <w:tc>
+          <w:tcPr>
+            <w:tcW w:w="3343" w:type="dxa"/>
+          </w:tcPr>
+          <w:p>
+            <w:pPr>
+              <w:spacing w:after="20"/>
+              <w:rPr>
+                <w:sz w:val="20"/>
+                <w:szCs w:val="24"/>
+              </w:rPr>
+            </w:pPr>
+            <w:proofErr w:type="spellStart"/>
+            <w:proofErr w:type="gramStart"/>
+            <w:r>
+              <w:rPr>
+                <w:sz w:val="20"/>
+                <w:szCs w:val="24"/>
+              </w:rPr>
+              <w:t>Ui:Language</w:t>
+            </w:r>
+            <w:proofErr w:type="spellEnd"/>
+            <w:proofErr w:type="gramEnd"/>
+          </w:p>
+        </w:tc>
+        <w:tc>
+          <w:tcPr>
+            <w:tcW w:w="3340" w:type="dxa"/>
+          </w:tcPr>
+          <w:p>
+            <w:pPr>
+              <w:spacing w:after="20"/>
+              <w:ind w:firstLine="0"/>
+              <w:rPr>
+                <w:sz w:val="20"/>
+                <w:szCs w:val="24"/>
+              </w:rPr>
+            </w:pPr>
+            <w:r>
+              <w:rPr>
+                <w:sz w:val="20"/>
+                <w:szCs w:val="24"/>
+              </w:rPr>
+              <w:t>Язык интерфейса</w:t>
+            </w:r>
+          </w:p>
+        </w:tc>
+        <w:tc>
+          <w:tcPr>
+            <w:tcW w:w="3341" w:type="dxa"/>
+          </w:tcPr>
+          <w:p>
+            <w:pPr>
+              <w:spacing w:after="20"/>
+              <w:ind w:firstLine="0"/>
+              <w:rPr>
+                <w:sz w:val="20"/>
+                <w:szCs w:val="24"/>
+              </w:rPr>
+            </w:pPr>
+            <w:proofErr w:type="spellStart"/>
+            <w:r>
+              <w:rPr>
+                <w:sz w:val="20"/>
+                <w:szCs w:val="24"/>
+              </w:rPr>
+              <w:t>ru</w:t>
+            </w:r>
+            <w:proofErr w:type="spellEnd"/>
+          </w:p>
+        </w:tc>
+      </w:tr>
+      <w:tr>
+        <w:trPr>
+          <w:trHeight w:val="204"/>
+        </w:trPr>
+        <w:tc>
+          <w:tcPr>
+            <w:tcW w:w="3343" w:type="dxa"/>
+          </w:tcPr>
+          <w:p>
+            <w:pPr>
+              <w:spacing w:after="20"/>
+              <w:rPr>
+                <w:sz w:val="20"/>
+                <w:szCs w:val="24"/>
+              </w:rPr>
+            </w:pPr>
+            <w:proofErr w:type="spellStart"/>
+            <w:proofErr w:type="gramStart"/>
+            <w:r>
+              <w:rPr>
+                <w:sz w:val="20"/>
+                <w:szCs w:val="24"/>
+              </w:rPr>
+              <w:t>Ui:Theme</w:t>
+            </w:r>
+            <w:proofErr w:type="spellEnd"/>
+            <w:proofErr w:type="gramEnd"/>
+          </w:p>
+        </w:tc>
+        <w:tc>
+          <w:tcPr>
+            <w:tcW w:w="3340" w:type="dxa"/>
+          </w:tcPr>
+          <w:p>
+            <w:pPr>
+              <w:spacing w:after="20"/>
+              <w:ind w:firstLine="0"/>
+              <w:rPr>
+                <w:sz w:val="20"/>
+                <w:szCs w:val="24"/>
+              </w:rPr>
+            </w:pPr>
+            <w:r>
+              <w:rPr>
+                <w:sz w:val="20"/>
+                <w:szCs w:val="24"/>
+              </w:rPr>
+              <w:t>Тема оформления</w:t>
+            </w:r>
+          </w:p>
+        </w:tc>
+        <w:tc>
+          <w:tcPr>
+            <w:tcW w:w="3341" w:type="dxa"/>
+          </w:tcPr>
+          <w:p>
+            <w:pPr>
+              <w:spacing w:after="20"/>
+              <w:ind w:firstLine="0"/>
+              <w:rPr>
+                <w:sz w:val="20"/>
+                <w:szCs w:val="24"/>
+              </w:rPr>
+            </w:pPr>
+            <w:r>
+              <w:rPr>
+                <w:sz w:val="20"/>
+                <w:szCs w:val="24"/>
+              </w:rPr>
+              <w:t>Light</w:t>
+            </w:r>
+          </w:p>
+        </w:tc>
+      </w:tr>
+    </w:tbl>
+    <w:p>
+      <w:pPr>
+        <w:spacing w:after="0"/>
+      </w:pPr>
+    </w:p>
+    <w:p>
+      <w:r>
+        <w:t>При отсутствии файла используются безопасные значения по умолчанию.</w:t>
+      </w:r>
+    </w:p>
+    <w:p>
+      <w:pPr>
+        <w:pStyle w:val="21"/>
+        <w:ind w:left="851"/>
+      </w:pPr>
+      <w:r>
+        <w:t>8.4. Идентификация и аутентификация (Шаг 3)</w:t>
+      </w:r>
+    </w:p>
+    <w:p>
+      <w:proofErr w:type="spellStart"/>
+      <w:r>
+        <w:t>LoginForm</w:t>
+      </w:r>
+      <w:proofErr w:type="spellEnd"/>
+      <w:r>
+        <w:t xml:space="preserve">: валидация пустых полей, вызов </w:t>
+      </w:r>
+      <w:proofErr w:type="spellStart"/>
+      <w:r>
+        <w:t>AuthService.Authenticate</w:t>
+      </w:r>
+      <w:proofErr w:type="spellEnd"/>
+      <w:r>
+        <w:t>. Пароли в БД хранятся ТОЛЬКО как SHA-256(соль + пароль) в Base64. Успешный/неудачный вход фиксируется в журнале (</w:t>
+      </w:r>
+      <w:proofErr w:type="spellStart"/>
+      <w:r>
+        <w:t>Logger</w:t>
+      </w:r>
+      <w:proofErr w:type="spellEnd"/>
+      <w:r>
+        <w:t>).</w:t>
+      </w:r>
+    </w:p>
+    <w:p>
+      <w:pPr>
+        <w:pStyle w:val="21"/>
+        <w:ind w:left="851"/>
+      </w:pPr>
+      <w:r>
+        <w:t>8.5. Разграничение прав (RBAC)</w:t>
+      </w:r>
+    </w:p>
+    <w:p>
+      <w:pPr>
+        <w:rPr>
           <w:lang w:val="en-US"/>
         </w:rPr>
       </w:pPr>
+      <w:r>
+        <w:t>Роли</w:t>
+      </w:r>
+      <w:r>
+        <w:rPr>
+          <w:lang w:val="en-US"/>
+        </w:rPr>
+        <w:t>: Admin, Manager, Operator (CHECK-</w:t>
+      </w:r>
+      <w:r>
+        <w:t>ограничение</w:t>
+      </w:r>
+      <w:r>
+        <w:rPr>
+          <w:lang w:val="en-US"/>
+        </w:rPr>
+        <w:t xml:space="preserve"> </w:t>
+      </w:r>
+      <w:r>
+        <w:t>в</w:t>
+      </w:r>
+      <w:r>
+        <w:rPr>
+          <w:lang w:val="en-US"/>
+        </w:rPr>
+        <w:t xml:space="preserve"> </w:t>
+      </w:r>
+      <w:r>
+        <w:t>таблице</w:t>
+      </w:r>
+      <w:r>
+        <w:rPr>
+          <w:lang w:val="en-US"/>
+        </w:rPr>
+        <w:t xml:space="preserve"> User).</w:t>
+      </w:r>
+    </w:p>
+    <w:p>
+      <w:r>
+        <w:t xml:space="preserve">• </w:t>
+      </w:r>
+      <w:proofErr w:type="spellStart"/>
+      <w:r>
+        <w:t>MainForm</w:t>
+      </w:r>
+      <w:proofErr w:type="spellEnd"/>
+      <w:r>
+        <w:t xml:space="preserve"> скрывает пункты меню по роли: отчёт «</w:t>
+      </w:r>
+      <w:proofErr w:type="spellStart"/>
+      <w:r>
+        <w:t>АнализЗаказовКлиентов</w:t>
+      </w:r>
+      <w:proofErr w:type="spellEnd"/>
+      <w:r>
+        <w:t>» — только Manager/</w:t>
+      </w:r>
+      <w:proofErr w:type="spellStart"/>
+      <w:r>
+        <w:t>Admin</w:t>
+      </w:r>
+      <w:proofErr w:type="spellEnd"/>
+      <w:r>
+        <w:t xml:space="preserve">; «Пользователи» — только </w:t>
+      </w:r>
+      <w:proofErr w:type="spellStart"/>
+      <w:r>
+        <w:t>Admin</w:t>
+      </w:r>
+      <w:proofErr w:type="spellEnd"/>
+      <w:r>
+        <w:t>.</w:t>
+      </w:r>
+    </w:p>
+    <w:p>
+      <w:r>
+        <w:t xml:space="preserve">• </w:t>
+      </w:r>
+      <w:proofErr w:type="spellStart"/>
+      <w:r>
+        <w:t>ClientOrderReportForm</w:t>
+      </w:r>
+      <w:proofErr w:type="spellEnd"/>
+      <w:r>
+        <w:t xml:space="preserve"> дополнительно проверяет роль ДО открытия формы (двойная защита).</w:t>
+      </w:r>
+    </w:p>
+    <w:p>
+      <w:pPr>
+        <w:spacing w:after="0"/>
+        <w:ind w:firstLine="0"/>
+        <w:rPr>
+          <w:b/>
+          <w:sz w:val="26"/>
+        </w:rPr>
+      </w:pPr>
+      <w:r>
+        <w:br w:type="page"/>
+      </w:r>
+    </w:p>
+    <w:p>
+      <w:pPr>
+        <w:pStyle w:val="21"/>
+        <w:ind w:left="851"/>
+      </w:pPr>
+      <w:r>
+        <w:lastRenderedPageBreak/>
+        <w:t>8.6. Модуль справочника клиентов (</w:t>
+      </w:r>
+      <w:proofErr w:type="spellStart"/>
+      <w:r>
+        <w:t>CustomerForm</w:t>
+      </w:r>
+      <w:proofErr w:type="spellEnd"/>
+      <w:r>
+        <w:t>)</w:t>
+      </w:r>
+    </w:p>
+    <w:p>
+      <w:r>
+        <w:t>CRUD-операции с обработкой исключений БД:</w:t>
+      </w:r>
+    </w:p>
+    <w:p>
+      <w:r>
+        <w:t xml:space="preserve">• </w:t>
+      </w:r>
+      <w:proofErr w:type="spellStart"/>
+      <w:r>
+        <w:t>SqlException</w:t>
+      </w:r>
+      <w:proofErr w:type="spellEnd"/>
+      <w:r>
+        <w:t xml:space="preserve"> 2627/2601 — нарушение UNIQUE(INN) → понятное предупреждение;</w:t>
+      </w:r>
+    </w:p>
+    <w:p>
+      <w:r>
+        <w:t xml:space="preserve">• </w:t>
+      </w:r>
+      <w:proofErr w:type="spellStart"/>
+      <w:r>
+        <w:t>SqlException</w:t>
+      </w:r>
+      <w:proofErr w:type="spellEnd"/>
+      <w:r>
+        <w:t xml:space="preserve"> 547 — нарушение ссылочной целостности при удалении клиента с заказами;</w:t>
+      </w:r>
+    </w:p>
+    <w:p>
+      <w:pPr>
+        <w:rPr>
+          <w:lang w:val="en-US"/>
+        </w:rPr>
+      </w:pPr>
+      <w:r>
+        <w:t xml:space="preserve">• все запросы </w:t>
+      </w:r>
+      <w:proofErr w:type="spellStart"/>
+      <w:r>
+        <w:t>параметризованы</w:t>
+      </w:r>
+      <w:proofErr w:type="spellEnd"/>
+      <w:r>
+        <w:t xml:space="preserve"> (защита от SQL-инъекций).</w:t>
+      </w:r>
+    </w:p>
+    <w:p>
+      <w:pPr>
+        <w:pStyle w:val="21"/>
+        <w:ind w:left="851"/>
+      </w:pPr>
+      <w:r>
+        <w:t>8.7. Модуль расчёта стоимости заказа (</w:t>
+      </w:r>
+      <w:proofErr w:type="spellStart"/>
+      <w:r>
+        <w:t>OrderForm</w:t>
+      </w:r>
+      <w:proofErr w:type="spellEnd"/>
+      <w:r>
+        <w:t>)</w:t>
+      </w:r>
+    </w:p>
+    <w:p>
+      <w:pPr>
+        <w:rPr>
+          <w:lang w:val="en-US"/>
+        </w:rPr>
+      </w:pPr>
+      <w:r>
+        <w:t xml:space="preserve">Исправленный модуль (см. Раздел 5): валидация </w:t>
+      </w:r>
+      <w:proofErr w:type="spellStart"/>
+      <w:r>
+        <w:t>TryParse</w:t>
+      </w:r>
+      <w:proofErr w:type="spellEnd"/>
+      <w:r>
+        <w:t xml:space="preserve">, </w:t>
+      </w:r>
+      <w:proofErr w:type="spellStart"/>
+      <w:r>
+        <w:t>using</w:t>
+      </w:r>
+      <w:proofErr w:type="spellEnd"/>
+      <w:r>
+        <w:t xml:space="preserve">, параметризованный запрос к </w:t>
+      </w:r>
+      <w:proofErr w:type="spellStart"/>
+      <w:r>
+        <w:t>v_OrderFullCost</w:t>
+      </w:r>
+      <w:proofErr w:type="spellEnd"/>
+      <w:r>
+        <w:t>, защита от деления на ноль, вывод в денежном формате.</w:t>
+      </w:r>
+    </w:p>
+    <w:p>
+      <w:pPr>
+        <w:pStyle w:val="21"/>
+        <w:ind w:left="851"/>
+      </w:pPr>
+      <w:r>
+        <w:t>8.8. REST API (</w:t>
+      </w:r>
+      <w:proofErr w:type="spellStart"/>
+      <w:r>
+        <w:t>AutoCenterPlus.Api</w:t>
+      </w:r>
+      <w:proofErr w:type="spellEnd"/>
+      <w:r>
+        <w:t>)</w:t>
+      </w:r>
+    </w:p>
+    <w:tbl>
+      <w:tblPr>
+        <w:tblStyle w:val="ad"/>
+        <w:tblW w:w="0" w:type="auto"/>
+        <w:tblLook w:val="04A0" w:firstRow="1" w:lastRow="0" w:firstColumn="1" w:lastColumn="0" w:noHBand="0" w:noVBand="1"/>
+      </w:tblPr>
+      <w:tblGrid>
+        <w:gridCol w:w="3195"/>
+        <w:gridCol w:w="3199"/>
+        <w:gridCol w:w="3198"/>
+      </w:tblGrid>
+      <w:tr>
+        <w:tc>
+          <w:tcPr>
+            <w:tcW w:w="3201" w:type="dxa"/>
+          </w:tcPr>
+          <w:p>
+            <w:pPr>
+              <w:spacing w:after="20"/>
+              <w:rPr>
+                <w:sz w:val="20"/>
+                <w:szCs w:val="24"/>
+              </w:rPr>
+            </w:pPr>
+            <w:r>
+              <w:rPr>
+                <w:b/>
+                <w:sz w:val="20"/>
+                <w:szCs w:val="24"/>
+              </w:rPr>
+              <w:t>Метод</w:t>
+            </w:r>
+          </w:p>
+        </w:tc>
+        <w:tc>
+          <w:tcPr>
+            <w:tcW w:w="3201" w:type="dxa"/>
+          </w:tcPr>
+          <w:p>
+            <w:pPr>
+              <w:spacing w:after="20"/>
+              <w:rPr>
+                <w:sz w:val="20"/>
+                <w:szCs w:val="24"/>
+              </w:rPr>
+            </w:pPr>
+            <w:proofErr w:type="spellStart"/>
+            <w:r>
+              <w:rPr>
+                <w:b/>
+                <w:sz w:val="20"/>
+                <w:szCs w:val="24"/>
+              </w:rPr>
+              <w:t>Endpoint</w:t>
+            </w:r>
+            <w:proofErr w:type="spellEnd"/>
+          </w:p>
+        </w:tc>
+        <w:tc>
+          <w:tcPr>
+            <w:tcW w:w="3201" w:type="dxa"/>
+          </w:tcPr>
+          <w:p>
+            <w:pPr>
+              <w:spacing w:after="20"/>
+              <w:rPr>
+                <w:sz w:val="20"/>
+                <w:szCs w:val="24"/>
+              </w:rPr>
+            </w:pPr>
+            <w:r>
+              <w:rPr>
+                <w:b/>
+                <w:sz w:val="20"/>
+                <w:szCs w:val="24"/>
+              </w:rPr>
+              <w:t>Назначение</w:t>
+            </w:r>
+          </w:p>
+        </w:tc>
+      </w:tr>
+      <w:tr>
+        <w:tc>
+          <w:tcPr>
+            <w:tcW w:w="3201" w:type="dxa"/>
+          </w:tcPr>
+          <w:p>
+            <w:pPr>
+              <w:spacing w:after="20"/>
+              <w:rPr>
+                <w:sz w:val="20"/>
+                <w:szCs w:val="24"/>
+              </w:rPr>
+            </w:pPr>
+            <w:r>
+              <w:rPr>
+                <w:sz w:val="20"/>
+                <w:szCs w:val="24"/>
+              </w:rPr>
+              <w:t>GET</w:t>
+            </w:r>
+          </w:p>
+        </w:tc>
+        <w:tc>
+          <w:tcPr>
+            <w:tcW w:w="3201" w:type="dxa"/>
+          </w:tcPr>
+          <w:p>
+            <w:pPr>
+              <w:spacing w:after="20"/>
+              <w:ind w:firstLine="0"/>
+              <w:rPr>
+                <w:sz w:val="20"/>
+                <w:szCs w:val="24"/>
+              </w:rPr>
+            </w:pPr>
+            <w:r>
+              <w:rPr>
+                <w:sz w:val="20"/>
+                <w:szCs w:val="24"/>
+              </w:rPr>
+              <w:t>/</w:t>
+            </w:r>
+            <w:proofErr w:type="spellStart"/>
+            <w:r>
+              <w:rPr>
+                <w:sz w:val="20"/>
+                <w:szCs w:val="24"/>
+              </w:rPr>
+              <w:t>api</w:t>
+            </w:r>
+            <w:proofErr w:type="spellEnd"/>
+            <w:r>
+              <w:rPr>
+                <w:sz w:val="20"/>
+                <w:szCs w:val="24"/>
+              </w:rPr>
+              <w:t>/</w:t>
+            </w:r>
+            <w:proofErr w:type="spellStart"/>
+            <w:r>
+              <w:rPr>
+                <w:sz w:val="20"/>
+                <w:szCs w:val="24"/>
+              </w:rPr>
+              <w:t>customers?name</w:t>
+            </w:r>
+            <w:proofErr w:type="spellEnd"/>
+            <w:r>
+              <w:rPr>
+                <w:sz w:val="20"/>
+                <w:szCs w:val="24"/>
+              </w:rPr>
+              <w:t>=&amp;</w:t>
+            </w:r>
+            <w:proofErr w:type="spellStart"/>
+            <w:r>
+              <w:rPr>
+                <w:sz w:val="20"/>
+                <w:szCs w:val="24"/>
+              </w:rPr>
+              <w:t>inn</w:t>
+            </w:r>
+            <w:proofErr w:type="spellEnd"/>
+            <w:r>
+              <w:rPr>
+                <w:sz w:val="20"/>
+                <w:szCs w:val="24"/>
+              </w:rPr>
+              <w:t>=</w:t>
+            </w:r>
+          </w:p>
+        </w:tc>
+        <w:tc>
+          <w:tcPr>
+            <w:tcW w:w="3201" w:type="dxa"/>
+          </w:tcPr>
+          <w:p>
+            <w:pPr>
+              <w:spacing w:after="20"/>
+              <w:ind w:firstLine="0"/>
+              <w:rPr>
+                <w:sz w:val="20"/>
+                <w:szCs w:val="24"/>
+              </w:rPr>
+            </w:pPr>
+            <w:r>
+              <w:rPr>
+                <w:sz w:val="20"/>
+                <w:szCs w:val="24"/>
+              </w:rPr>
+              <w:t>Список клиентов с агрегатами (сумма и число заказов), валидация ИНН (10 или 12 цифр)</w:t>
+            </w:r>
+          </w:p>
+        </w:tc>
+      </w:tr>
+      <w:tr>
+        <w:tc>
+          <w:tcPr>
+            <w:tcW w:w="3201" w:type="dxa"/>
+          </w:tcPr>
+          <w:p>
+            <w:pPr>
+              <w:spacing w:after="20"/>
+              <w:rPr>
+                <w:sz w:val="20"/>
+                <w:szCs w:val="24"/>
+              </w:rPr>
+            </w:pPr>
+            <w:r>
+              <w:rPr>
+                <w:sz w:val="20"/>
+                <w:szCs w:val="24"/>
+              </w:rPr>
+              <w:t>GET</w:t>
+            </w:r>
+          </w:p>
+        </w:tc>
+        <w:tc>
+          <w:tcPr>
+            <w:tcW w:w="3201" w:type="dxa"/>
+          </w:tcPr>
+          <w:p>
+            <w:pPr>
+              <w:spacing w:after="20"/>
+              <w:ind w:firstLine="0"/>
+              <w:rPr>
+                <w:sz w:val="20"/>
+                <w:szCs w:val="24"/>
+              </w:rPr>
+            </w:pPr>
+            <w:r>
+              <w:rPr>
+                <w:sz w:val="20"/>
+                <w:szCs w:val="24"/>
+              </w:rPr>
+              <w:t>/</w:t>
+            </w:r>
+            <w:proofErr w:type="spellStart"/>
+            <w:r>
+              <w:rPr>
+                <w:sz w:val="20"/>
+                <w:szCs w:val="24"/>
+              </w:rPr>
+              <w:t>api</w:t>
+            </w:r>
+            <w:proofErr w:type="spellEnd"/>
+            <w:r>
+              <w:rPr>
+                <w:sz w:val="20"/>
+                <w:szCs w:val="24"/>
+              </w:rPr>
+              <w:t>/</w:t>
+            </w:r>
+            <w:proofErr w:type="spellStart"/>
+            <w:r>
+              <w:rPr>
+                <w:sz w:val="20"/>
+                <w:szCs w:val="24"/>
+              </w:rPr>
+              <w:t>customers</w:t>
+            </w:r>
+            <w:proofErr w:type="spellEnd"/>
+            <w:r>
+              <w:rPr>
+                <w:sz w:val="20"/>
+                <w:szCs w:val="24"/>
+              </w:rPr>
+              <w:t>/{</w:t>
+            </w:r>
+            <w:proofErr w:type="spellStart"/>
+            <w:r>
+              <w:rPr>
+                <w:sz w:val="20"/>
+                <w:szCs w:val="24"/>
+              </w:rPr>
+              <w:t>id</w:t>
+            </w:r>
+            <w:proofErr w:type="spellEnd"/>
+            <w:r>
+              <w:rPr>
+                <w:sz w:val="20"/>
+                <w:szCs w:val="24"/>
+              </w:rPr>
+              <w:t>}</w:t>
+            </w:r>
+          </w:p>
+        </w:tc>
+        <w:tc>
+          <w:tcPr>
+            <w:tcW w:w="3201" w:type="dxa"/>
+          </w:tcPr>
+          <w:p>
+            <w:pPr>
+              <w:spacing w:after="20"/>
+              <w:ind w:firstLine="0"/>
+              <w:rPr>
+                <w:sz w:val="20"/>
+                <w:szCs w:val="24"/>
+              </w:rPr>
+            </w:pPr>
+            <w:r>
+              <w:rPr>
+                <w:sz w:val="20"/>
+                <w:szCs w:val="24"/>
+              </w:rPr>
+              <w:t>Карточка клиента (404 при отсутствии)</w:t>
+            </w:r>
+          </w:p>
+        </w:tc>
+      </w:tr>
+      <w:tr>
+        <w:tc>
+          <w:tcPr>
+            <w:tcW w:w="3201" w:type="dxa"/>
+          </w:tcPr>
+          <w:p>
+            <w:pPr>
+              <w:spacing w:after="20"/>
+              <w:rPr>
+                <w:sz w:val="20"/>
+                <w:szCs w:val="24"/>
+              </w:rPr>
+            </w:pPr>
+            <w:r>
+              <w:rPr>
+                <w:sz w:val="20"/>
+                <w:szCs w:val="24"/>
+              </w:rPr>
+              <w:t>GET</w:t>
+            </w:r>
+          </w:p>
+        </w:tc>
+        <w:tc>
+          <w:tcPr>
+            <w:tcW w:w="3201" w:type="dxa"/>
+          </w:tcPr>
+          <w:p>
+            <w:pPr>
+              <w:spacing w:after="20"/>
+              <w:ind w:firstLine="0"/>
+              <w:rPr>
+                <w:sz w:val="20"/>
+                <w:szCs w:val="24"/>
+              </w:rPr>
+            </w:pPr>
+            <w:r>
+              <w:rPr>
+                <w:sz w:val="20"/>
+                <w:szCs w:val="24"/>
+              </w:rPr>
+              <w:t>/</w:t>
+            </w:r>
+            <w:proofErr w:type="spellStart"/>
+            <w:r>
+              <w:rPr>
+                <w:sz w:val="20"/>
+                <w:szCs w:val="24"/>
+              </w:rPr>
+              <w:t>api</w:t>
+            </w:r>
+            <w:proofErr w:type="spellEnd"/>
+            <w:r>
+              <w:rPr>
+                <w:sz w:val="20"/>
+                <w:szCs w:val="24"/>
+              </w:rPr>
+              <w:t>/</w:t>
+            </w:r>
+            <w:proofErr w:type="spellStart"/>
+            <w:r>
+              <w:rPr>
+                <w:sz w:val="20"/>
+                <w:szCs w:val="24"/>
+              </w:rPr>
+              <w:t>orders</w:t>
+            </w:r>
+            <w:proofErr w:type="spellEnd"/>
+            <w:r>
+              <w:rPr>
+                <w:sz w:val="20"/>
+                <w:szCs w:val="24"/>
+              </w:rPr>
+              <w:t>/{</w:t>
+            </w:r>
+            <w:proofErr w:type="spellStart"/>
+            <w:r>
+              <w:rPr>
+                <w:sz w:val="20"/>
+                <w:szCs w:val="24"/>
+              </w:rPr>
+              <w:t>id</w:t>
+            </w:r>
+            <w:proofErr w:type="spellEnd"/>
+            <w:r>
+              <w:rPr>
+                <w:sz w:val="20"/>
+                <w:szCs w:val="24"/>
+              </w:rPr>
+              <w:t>}/</w:t>
+            </w:r>
+            <w:proofErr w:type="spellStart"/>
+            <w:r>
+              <w:rPr>
+                <w:sz w:val="20"/>
+                <w:szCs w:val="24"/>
+              </w:rPr>
+              <w:t>cost</w:t>
+            </w:r>
+            <w:proofErr w:type="spellEnd"/>
+          </w:p>
+        </w:tc>
+        <w:tc>
+          <w:tcPr>
+            <w:tcW w:w="3201" w:type="dxa"/>
+          </w:tcPr>
+          <w:p>
+            <w:pPr>
+              <w:spacing w:after="20"/>
+              <w:ind w:firstLine="0"/>
+              <w:rPr>
+                <w:sz w:val="20"/>
+                <w:szCs w:val="24"/>
+              </w:rPr>
+            </w:pPr>
+            <w:r>
+              <w:rPr>
+                <w:sz w:val="20"/>
+                <w:szCs w:val="24"/>
+              </w:rPr>
+              <w:t xml:space="preserve">Полная стоимость заказа через </w:t>
+            </w:r>
+            <w:proofErr w:type="spellStart"/>
+            <w:r>
+              <w:rPr>
+                <w:sz w:val="20"/>
+                <w:szCs w:val="24"/>
+              </w:rPr>
+              <w:t>sp_CalculateOrderCost</w:t>
+            </w:r>
+            <w:proofErr w:type="spellEnd"/>
+          </w:p>
+        </w:tc>
+      </w:tr>
+      <w:tr>
+        <w:trPr>
+          <w:trHeight w:val="441"/>
+        </w:trPr>
+        <w:tc>
+          <w:tcPr>
+            <w:tcW w:w="3201" w:type="dxa"/>
+          </w:tcPr>
+          <w:p>
+            <w:pPr>
+              <w:spacing w:after="20"/>
+              <w:rPr>
+                <w:sz w:val="20"/>
+                <w:szCs w:val="24"/>
+              </w:rPr>
+            </w:pPr>
+            <w:r>
+              <w:rPr>
+                <w:sz w:val="20"/>
+                <w:szCs w:val="24"/>
+              </w:rPr>
+              <w:t>GET</w:t>
+            </w:r>
+          </w:p>
+        </w:tc>
+        <w:tc>
+          <w:tcPr>
+            <w:tcW w:w="3201" w:type="dxa"/>
+          </w:tcPr>
+          <w:p>
+            <w:pPr>
+              <w:spacing w:after="20"/>
+              <w:ind w:firstLine="0"/>
+              <w:rPr>
+                <w:sz w:val="20"/>
+                <w:szCs w:val="24"/>
+              </w:rPr>
+            </w:pPr>
+            <w:r>
+              <w:rPr>
+                <w:sz w:val="20"/>
+                <w:szCs w:val="24"/>
+              </w:rPr>
+              <w:t>/</w:t>
+            </w:r>
+            <w:proofErr w:type="spellStart"/>
+            <w:r>
+              <w:rPr>
+                <w:sz w:val="20"/>
+                <w:szCs w:val="24"/>
+              </w:rPr>
+              <w:t>api</w:t>
+            </w:r>
+            <w:proofErr w:type="spellEnd"/>
+            <w:r>
+              <w:rPr>
+                <w:sz w:val="20"/>
+                <w:szCs w:val="24"/>
+              </w:rPr>
+              <w:t>/</w:t>
+            </w:r>
+            <w:proofErr w:type="spellStart"/>
+            <w:r>
+              <w:rPr>
+                <w:sz w:val="20"/>
+                <w:szCs w:val="24"/>
+              </w:rPr>
+              <w:t>orders</w:t>
+            </w:r>
+            <w:proofErr w:type="spellEnd"/>
+            <w:r>
+              <w:rPr>
+                <w:sz w:val="20"/>
+                <w:szCs w:val="24"/>
+              </w:rPr>
+              <w:t>/</w:t>
+            </w:r>
+            <w:proofErr w:type="spellStart"/>
+            <w:r>
+              <w:rPr>
+                <w:sz w:val="20"/>
+                <w:szCs w:val="24"/>
+              </w:rPr>
+              <w:t>analysis?client</w:t>
+            </w:r>
+            <w:proofErr w:type="spellEnd"/>
+            <w:r>
+              <w:rPr>
+                <w:sz w:val="20"/>
+                <w:szCs w:val="24"/>
+              </w:rPr>
+              <w:t>=</w:t>
+            </w:r>
+          </w:p>
+        </w:tc>
+        <w:tc>
+          <w:tcPr>
+            <w:tcW w:w="3201" w:type="dxa"/>
+          </w:tcPr>
+          <w:p>
+            <w:pPr>
+              <w:spacing w:after="20"/>
+              <w:ind w:firstLine="0"/>
+              <w:rPr>
+                <w:sz w:val="20"/>
+                <w:szCs w:val="24"/>
+              </w:rPr>
+            </w:pPr>
+            <w:r>
+              <w:rPr>
+                <w:sz w:val="20"/>
+                <w:szCs w:val="24"/>
+              </w:rPr>
+              <w:t>Данные отчёта «</w:t>
+            </w:r>
+            <w:proofErr w:type="spellStart"/>
+            <w:r>
+              <w:rPr>
+                <w:sz w:val="20"/>
+                <w:szCs w:val="24"/>
+              </w:rPr>
+              <w:t>АнализЗаказовКлиентов</w:t>
+            </w:r>
+            <w:proofErr w:type="spellEnd"/>
+            <w:r>
+              <w:rPr>
+                <w:sz w:val="20"/>
+                <w:szCs w:val="24"/>
+              </w:rPr>
+              <w:t>» + итоги с % скидки</w:t>
+            </w:r>
+          </w:p>
+        </w:tc>
+      </w:tr>
+    </w:tbl>
+    <w:p>
+      <w:pPr>
+        <w:spacing w:after="0"/>
+      </w:pPr>
+    </w:p>
+    <w:p>
+      <w:proofErr w:type="spellStart"/>
+      <w:r>
+        <w:t>Swagger</w:t>
+      </w:r>
+      <w:proofErr w:type="spellEnd"/>
+      <w:r>
+        <w:t xml:space="preserve"> включён во всех средах для демонстрации и </w:t>
+      </w:r>
+      <w:proofErr w:type="spellStart"/>
+      <w:r>
+        <w:t>автотестов</w:t>
+      </w:r>
+      <w:proofErr w:type="spellEnd"/>
+      <w:r>
+        <w:t xml:space="preserve"> </w:t>
+      </w:r>
+      <w:proofErr w:type="spellStart"/>
+      <w:r>
+        <w:t>Postman</w:t>
+      </w:r>
+      <w:proofErr w:type="spellEnd"/>
+      <w:r>
+        <w:t>.</w:t>
+      </w:r>
+    </w:p>
+    <w:p>
+      <w:pPr>
+        <w:pStyle w:val="21"/>
+        <w:ind w:left="851"/>
+      </w:pPr>
+      <w:r>
+        <w:t>8.9. Логирование</w:t>
+      </w:r>
+    </w:p>
+    <w:p>
+      <w:proofErr w:type="spellStart"/>
+      <w:r>
+        <w:t>Logger</w:t>
+      </w:r>
+      <w:proofErr w:type="spellEnd"/>
+      <w:r>
+        <w:t xml:space="preserve"> — файловый, </w:t>
+      </w:r>
+      <w:proofErr w:type="spellStart"/>
+      <w:r>
+        <w:t>потокобезопасный</w:t>
+      </w:r>
+      <w:proofErr w:type="spellEnd"/>
+      <w:r>
+        <w:t xml:space="preserve"> (</w:t>
+      </w:r>
+      <w:proofErr w:type="spellStart"/>
+      <w:r>
+        <w:t>lock</w:t>
+      </w:r>
+      <w:proofErr w:type="spellEnd"/>
+      <w:r>
+        <w:t xml:space="preserve">), уровень настраивается в </w:t>
+      </w:r>
+      <w:proofErr w:type="spellStart"/>
+      <w:proofErr w:type="gramStart"/>
+      <w:r>
+        <w:t>appsettings.json</w:t>
+      </w:r>
+      <w:proofErr w:type="spellEnd"/>
+      <w:proofErr w:type="gramEnd"/>
+      <w:r>
+        <w:t>. Записи: метка времени, уровень, сообщение. Ошибки логирования не приводят к падению приложения.</w:t>
+      </w:r>
+    </w:p>
+    <w:p>
       <w:r>
         <w:rPr>
           <w:b/>
           <w:bCs/>
         </w:rPr>
-        <w:t xml:space="preserve">ЛАБОРАТОРНАЯ РАБОТА № </w:t>
-      </w:r>
-      <w:r>
-        <w:rPr>
-          <w:b/>
-          <w:bCs/>
-          <w:lang w:val="en-US"/>
-        </w:rPr>
-        <w:t>1</w:t>
-      </w:r>
-    </w:p>
-    <w:p>
-      <w:pPr>
-        <w:rPr>
-          <w:lang w:val="en-US"/>
-        </w:rPr>
-      </w:pPr>
-      <w:r>
-        <w:rPr>
-          <w:b/>
-          <w:bCs/>
-        </w:rPr>
-        <w:t>Тема:</w:t>
+        <w:t>Вывод:</w:t>
       </w:r>
       <w:r>
         <w:t xml:space="preserve"> </w:t>
       </w:r>
-    </w:p>
-    <w:p>
-      <w:pPr>
-        <w:rPr>
-          <w:lang w:val="en-US"/>
-        </w:rPr>
-      </w:pPr>
-      <w:r>
-        <w:rPr>
-          <w:b/>
-          <w:bCs/>
-        </w:rPr>
-        <w:t>Цель работы:</w:t>
-      </w:r>
-      <w:r>
-        <w:t xml:space="preserve"> </w:t>
-      </w:r>
-    </w:p>
-    <w:p>
-      <w:r>
-        <w:rPr>
-          <w:b/>
-          <w:bCs/>
-        </w:rPr>
-        <w:t>Задание:</w:t>
-      </w:r>
-    </w:p>
-    <w:p>
-      <w:pPr>
-        <w:pStyle w:val="af"/>
-        <w:numPr>
-          <w:ilvl w:val="0"/>
-          <w:numId w:val="22"/>
-        </w:numPr>
-        <w:contextualSpacing/>
-      </w:pPr>
-    </w:p>
-    <w:p>
-      <w:pPr>
-        <w:pStyle w:val="af"/>
-        <w:numPr>
-          <w:ilvl w:val="0"/>
-          <w:numId w:val="22"/>
-        </w:numPr>
-        <w:contextualSpacing/>
-      </w:pPr>
-    </w:p>
-    <w:p>
-      <w:pPr>
-        <w:pStyle w:val="af"/>
-        <w:numPr>
-          <w:ilvl w:val="0"/>
-          <w:numId w:val="22"/>
-        </w:numPr>
-        <w:contextualSpacing/>
-      </w:pPr>
-    </w:p>
-    <w:p>
-      <w:pPr>
-        <w:pStyle w:val="af"/>
-        <w:numPr>
-          <w:ilvl w:val="0"/>
-          <w:numId w:val="22"/>
-        </w:numPr>
-        <w:contextualSpacing/>
-      </w:pPr>
-    </w:p>
-    <w:p>
-      <w:pPr>
-        <w:pStyle w:val="af"/>
-        <w:numPr>
-          <w:ilvl w:val="0"/>
-          <w:numId w:val="22"/>
-        </w:numPr>
-        <w:contextualSpacing/>
-      </w:pPr>
-    </w:p>
-    <w:p>
-      <w:pPr>
-        <w:pStyle w:val="af"/>
-        <w:numPr>
-          <w:ilvl w:val="0"/>
-          <w:numId w:val="22"/>
-        </w:numPr>
-        <w:contextualSpacing/>
-      </w:pPr>
-    </w:p>
-    <w:p>
-      <w:pPr>
-        <w:pStyle w:val="af"/>
-        <w:numPr>
-          <w:ilvl w:val="0"/>
-          <w:numId w:val="22"/>
-        </w:numPr>
-        <w:contextualSpacing/>
-      </w:pPr>
-    </w:p>
-    <w:p>
-      <w:pPr>
-        <w:ind w:firstLine="0"/>
-      </w:pPr>
-    </w:p>
-    <w:p>
-      <w:pPr>
-        <w:numPr>
-          <w:ilvl w:val="0"/>
-          <w:numId w:val="23"/>
-        </w:numPr>
-        <w:spacing w:after="160" w:line="259" w:lineRule="auto"/>
-        <w:ind w:firstLine="0"/>
-      </w:pPr>
-      <w:r>
-        <w:t>Подглава</w:t>
+      <w:r>
+        <w:t xml:space="preserve">Реализована двухзвенная ИС: </w:t>
+      </w:r>
+      <w:proofErr w:type="spellStart"/>
+      <w:r>
+        <w:t>WinForms</w:t>
+      </w:r>
+      <w:proofErr w:type="spellEnd"/>
+      <w:r>
+        <w:t xml:space="preserve">-клиент с ролевой моделью и REST API. Настройка параметров вынесена в </w:t>
+      </w:r>
+      <w:proofErr w:type="spellStart"/>
+      <w:proofErr w:type="gramStart"/>
+      <w:r>
+        <w:t>appsettings.json</w:t>
+      </w:r>
+      <w:proofErr w:type="spellEnd"/>
+      <w:proofErr w:type="gramEnd"/>
+      <w:r>
+        <w:t xml:space="preserve"> (строка подключения, логирование, язык, тема). Аутентификация построена на </w:t>
+      </w:r>
+      <w:proofErr w:type="spellStart"/>
+      <w:r>
+        <w:t>хешах</w:t>
+      </w:r>
+      <w:proofErr w:type="spellEnd"/>
+      <w:r>
+        <w:t xml:space="preserve"> SHA-256 с солью, все запросы к БД </w:t>
+      </w:r>
+      <w:proofErr w:type="spellStart"/>
+      <w:r>
+        <w:t>параметризованы</w:t>
+      </w:r>
+      <w:proofErr w:type="spellEnd"/>
+      <w:r>
+        <w:t>.</w:t>
       </w:r>
     </w:p>
     <w:sectPr>
       <w:footerReference w:type="default" r:id="rId8"/>
       <w:pgSz w:w="11906" w:h="16838"/>
-      <w:pgMar w:top="964" w:right="680" w:bottom="1985" w:left="1304" w:header="284" w:footer="720" w:gutter="0"/>
+      <w:pgMar w:top="1080" w:right="1080" w:bottom="1080" w:left="1224" w:header="284" w:footer="720" w:gutter="0"/>
       <w:cols w:space="720"/>
       <w:docGrid w:linePitch="272"/>
     </w:sectPr>
@@ -194,6 +2591,7 @@
   <w:p>
     <w:pPr>
       <w:pStyle w:val="a9"/>
+      <w:jc w:val="center"/>
     </w:pPr>
     <w:r>
       <w:rPr>
@@ -202,7 +2600,7 @@
       <mc:AlternateContent>
         <mc:Choice Requires="wpg">
           <w:drawing>
-            <wp:anchor distT="0" distB="0" distL="114300" distR="114300" simplePos="0" relativeHeight="251659264" behindDoc="0" locked="1" layoutInCell="0" allowOverlap="1" wp14:anchorId="1EC0C23F" wp14:editId="26ECC758">
+            <wp:anchor distT="0" distB="0" distL="114300" distR="114300" simplePos="0" relativeHeight="251659264" behindDoc="0" locked="1" layoutInCell="0" allowOverlap="1" wp14:anchorId="697192BF" wp14:editId="45178DCA">
               <wp:simplePos x="0" y="0"/>
               <wp:positionH relativeFrom="page">
                 <wp:posOffset>720090</wp:posOffset>
@@ -932,6 +3330,7 @@
                                     </w:rPr>
                                     <w:t xml:space="preserve"> </w:t>
                                   </w:r>
+                                  <w:proofErr w:type="spellStart"/>
                                   <w:r>
                                     <w:rPr>
                                       <w:rFonts w:ascii="GOST type B" w:hAnsi="GOST type B"/>
@@ -939,6 +3338,7 @@
                                     </w:rPr>
                                     <w:t>докум</w:t>
                                   </w:r>
+                                  <w:proofErr w:type="spellEnd"/>
                                   <w:r>
                                     <w:rPr>
                                       <w:rFonts w:ascii="GOST type B" w:hAnsi="GOST type B"/>
@@ -970,6 +3370,7 @@
                                       <w:sz w:val="18"/>
                                     </w:rPr>
                                   </w:pPr>
+                                  <w:proofErr w:type="spellStart"/>
                                   <w:r>
                                     <w:rPr>
                                       <w:rFonts w:ascii="GOST type B" w:hAnsi="GOST type B"/>
@@ -977,6 +3378,7 @@
                                     </w:rPr>
                                     <w:t>Подпись</w:t>
                                   </w:r>
+                                  <w:proofErr w:type="spellEnd"/>
                                 </w:p>
                               </w:tc>
                               <w:tc>
@@ -1074,7 +3476,7 @@
         </mc:Choice>
         <mc:Fallback>
           <w:pict>
-            <v:group w14:anchorId="1EC0C23F" id="Group 1" o:spid="_x0000_s1026" style="position:absolute;left:0;text-align:left;margin-left:56.7pt;margin-top:19.85pt;width:518.9pt;height:802.2pt;z-index:251659264;mso-position-horizontal-relative:page;mso-position-vertical-relative:page" coordorigin="1134,397" coordsize="10378,16044" o:gfxdata="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" o:allowincell="f">
+            <v:group w14:anchorId="697192BF" id="Group 1" o:spid="_x0000_s1026" style="position:absolute;left:0;text-align:left;margin-left:56.7pt;margin-top:19.85pt;width:518.9pt;height:802.2pt;z-index:251659264;mso-position-horizontal-relative:page;mso-position-vertical-relative:page" coordorigin="1134,397" coordsize="10378,16044" o:gfxdata="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" o:allowincell="f">
               <v:line id="Line 2" o:spid="_x0000_s1027" style="position:absolute;visibility:visible;mso-wrap-style:square" from="1134,397" to="1134,16441" o:connectortype="straight" o:gfxdata="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" strokeweight="2.25pt"/>
               <v:line id="Line 3" o:spid="_x0000_s1028" style="position:absolute;visibility:visible;mso-wrap-style:square" from="11509,397" to="11509,16441" o:connectortype="straight" o:gfxdata="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" strokeweight="2.25pt"/>
               <v:line id="Line 4" o:spid="_x0000_s1029" style="position:absolute;visibility:visible;mso-wrap-style:square" from="1137,16441" to="11512,16441" o:connectortype="straight" o:gfxdata="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" strokeweight="2.25pt"/>
@@ -1589,6 +3991,7 @@
                               </w:rPr>
                               <w:t xml:space="preserve"> </w:t>
                             </w:r>
+                            <w:proofErr w:type="spellStart"/>
                             <w:r>
                               <w:rPr>
                                 <w:rFonts w:ascii="GOST type B" w:hAnsi="GOST type B"/>
@@ -1596,6 +3999,7 @@
                               </w:rPr>
                               <w:t>докум</w:t>
                             </w:r>
+                            <w:proofErr w:type="spellEnd"/>
                             <w:r>
                               <w:rPr>
                                 <w:rFonts w:ascii="GOST type B" w:hAnsi="GOST type B"/>
@@ -1627,6 +4031,7 @@
                                 <w:sz w:val="18"/>
                               </w:rPr>
                             </w:pPr>
+                            <w:proofErr w:type="spellStart"/>
                             <w:r>
                               <w:rPr>
                                 <w:rFonts w:ascii="GOST type B" w:hAnsi="GOST type B"/>
@@ -1634,6 +4039,7 @@
                               </w:rPr>
                               <w:t>Подпись</w:t>
                             </w:r>
+                            <w:proofErr w:type="spellEnd"/>
                           </w:p>
                         </w:tc>
                         <w:tc>
@@ -4688,8 +7094,12 @@
     <w:qFormat/>
     <w:rsid w:val="00002602"/>
     <w:pPr>
+      <w:spacing w:after="100"/>
       <w:ind w:firstLine="851"/>
     </w:pPr>
+    <w:rPr>
+      <w:sz w:val="22"/>
+    </w:rPr>
   </w:style>
   <w:style w:type="character" w:default="1" w:styleId="a0">
     <w:name w:val="Default Paragraph Font"/>
@@ -4886,7 +7296,7 @@
     <w:unhideWhenUsed/>
     <w:rsid w:val="008178BD"/>
     <w:pPr>
-      <w:spacing w:before="100" w:beforeAutospacing="1" w:after="100" w:afterAutospacing="1"/>
+      <w:spacing w:before="100" w:beforeAutospacing="1" w:afterAutospacing="1"/>
       <w:ind w:firstLine="0"/>
     </w:pPr>
     <w:rPr>
@@ -4942,6 +7352,95 @@
     <w:name w:val="token"/>
     <w:basedOn w:val="a0"/>
     <w:rsid w:val="008178BD"/>
+  </w:style>
+  <w:style w:type="paragraph" w:customStyle="1" w:styleId="1">
+    <w:name w:val="Заголовок1"/>
+    <w:rPr>
+      <w:b/>
+      <w:sz w:val="36"/>
+    </w:rPr>
+  </w:style>
+  <w:style w:type="paragraph" w:customStyle="1" w:styleId="11">
+    <w:name w:val="Заголовок 11"/>
+    <w:rPr>
+      <w:b/>
+      <w:sz w:val="32"/>
+    </w:rPr>
+  </w:style>
+  <w:style w:type="paragraph" w:customStyle="1" w:styleId="21">
+    <w:name w:val="Заголовок 21"/>
+    <w:rPr>
+      <w:b/>
+      <w:sz w:val="26"/>
+    </w:rPr>
+  </w:style>
+  <w:style w:type="paragraph" w:customStyle="1" w:styleId="31">
+    <w:name w:val="Заголовок 31"/>
+    <w:rPr>
+      <w:b/>
+      <w:sz w:val="24"/>
+    </w:rPr>
+  </w:style>
+  <w:style w:type="paragraph" w:customStyle="1" w:styleId="10">
+    <w:name w:val="Маркированный список1"/>
+  </w:style>
+  <w:style w:type="character" w:styleId="af1">
+    <w:name w:val="annotation reference"/>
+    <w:basedOn w:val="a0"/>
+    <w:uiPriority w:val="99"/>
+    <w:semiHidden/>
+    <w:unhideWhenUsed/>
+    <w:rsid w:val="00B25BAE"/>
+    <w:rPr>
+      <w:sz w:val="16"/>
+      <w:szCs w:val="16"/>
+    </w:rPr>
+  </w:style>
+  <w:style w:type="paragraph" w:styleId="af2">
+    <w:name w:val="annotation text"/>
+    <w:basedOn w:val="a"/>
+    <w:link w:val="af3"/>
+    <w:uiPriority w:val="99"/>
+    <w:semiHidden/>
+    <w:unhideWhenUsed/>
+    <w:rsid w:val="00B25BAE"/>
+    <w:rPr>
+      <w:sz w:val="20"/>
+    </w:rPr>
+  </w:style>
+  <w:style w:type="character" w:customStyle="1" w:styleId="af3">
+    <w:name w:val="Текст примечания Знак"/>
+    <w:basedOn w:val="a0"/>
+    <w:link w:val="af2"/>
+    <w:uiPriority w:val="99"/>
+    <w:semiHidden/>
+    <w:rsid w:val="00B25BAE"/>
+  </w:style>
+  <w:style w:type="paragraph" w:styleId="af4">
+    <w:name w:val="annotation subject"/>
+    <w:basedOn w:val="af2"/>
+    <w:next w:val="af2"/>
+    <w:link w:val="af5"/>
+    <w:uiPriority w:val="99"/>
+    <w:semiHidden/>
+    <w:unhideWhenUsed/>
+    <w:rsid w:val="00B25BAE"/>
+    <w:rPr>
+      <w:b/>
+      <w:bCs/>
+    </w:rPr>
+  </w:style>
+  <w:style w:type="character" w:customStyle="1" w:styleId="af5">
+    <w:name w:val="Тема примечания Знак"/>
+    <w:basedOn w:val="af3"/>
+    <w:link w:val="af4"/>
+    <w:uiPriority w:val="99"/>
+    <w:semiHidden/>
+    <w:rsid w:val="00B25BAE"/>
+    <w:rPr>
+      <w:b/>
+      <w:bCs/>
+    </w:rPr>
   </w:style>
 </w:styles>
 </file>
